--- a/compliance/17_Privacy_Policy_Phase1_LAUNCH.docx
+++ b/compliance/17_Privacy_Policy_Phase1_LAUNCH.docx
@@ -1918,7 +1918,22 @@
           <w:rFonts w:ascii="Arial" w:hAnsi="Arial"/>
           <w:sz w:val="21"/>
         </w:rPr>
-        <w:t xml:space="preserve"> address; fix the footer entity label (PBC vs LLC) and dead links.</w:t>
+        <w:t xml:space="preserve"> address; fix the footer entity label (currently "PBC" — should be </w:t>
+      </w:r>
+      <w:r>
+        <w:rPr>
+          <w:rFonts w:ascii="Arial" w:hAnsi="Arial"/>
+          <w:b/>
+          <w:sz w:val="21"/>
+        </w:rPr>
+        <w:t>"Cohort Logic, LLC"</w:t>
+      </w:r>
+      <w:r>
+        <w:rPr>
+          <w:rFonts w:ascii="Arial" w:hAnsi="Arial"/>
+          <w:sz w:val="21"/>
+        </w:rPr>
+        <w:t>) and dead links.</w:t>
       </w:r>
     </w:p>
     <w:p>
